--- a/backend-exhibits/Box to Google Shared Drive Standard Plan - Standard Include.docx
+++ b/backend-exhibits/Box to Google Shared Drive Standard Plan - Standard Include.docx
@@ -45,14 +45,14 @@
               <w:ind w:left="18"/>
               <w:jc w:val="center"/>
               <w:rPr>
-                <w:rFonts w:ascii="Arial" w:hAnsi="Arial" w:cs="Arial"/>
-                <w:sz w:val="21"/>
-                <w:szCs w:val="21"/>
-              </w:rPr>
-            </w:pPr>
-            <w:r>
-              <w:rPr>
-                <w:rFonts w:ascii="Arial" w:eastAsia="Arial" w:hAnsi="Arial" w:cs="Arial"/>
+                <w:rFonts w:ascii="Arial" w:hAnsi="Arial" w:cs="Arial" w:eastAsia="Arial"/>
+                <w:sz w:val="21"/>
+                <w:szCs w:val="21"/>
+              </w:rPr>
+            </w:pPr>
+            <w:r>
+              <w:rPr>
+                <w:rFonts w:ascii="Arial" w:hAnsi="Arial" w:cs="Arial" w:eastAsia="Arial"/>
                 <w:b/>
                 <w:sz w:val="21"/>
                 <w:szCs w:val="21"/>
@@ -80,14 +80,14 @@
             <w:pPr>
               <w:ind w:left="3"/>
               <w:rPr>
-                <w:rFonts w:ascii="Arial" w:hAnsi="Arial" w:cs="Arial"/>
-                <w:sz w:val="21"/>
-                <w:szCs w:val="21"/>
-              </w:rPr>
-            </w:pPr>
-            <w:r>
-              <w:rPr>
-                <w:rFonts w:ascii="Arial" w:eastAsia="Arial" w:hAnsi="Arial" w:cs="Arial"/>
+                <w:rFonts w:ascii="Arial" w:hAnsi="Arial" w:cs="Arial" w:eastAsia="Arial"/>
+                <w:sz w:val="21"/>
+                <w:szCs w:val="21"/>
+              </w:rPr>
+            </w:pPr>
+            <w:r>
+              <w:rPr>
+                <w:rFonts w:ascii="Arial" w:hAnsi="Arial" w:cs="Arial" w:eastAsia="Arial"/>
                 <w:b/>
                 <w:sz w:val="21"/>
                 <w:szCs w:val="21"/>
@@ -97,7 +97,7 @@
             <w:proofErr w:type="gramStart"/>
             <w:r>
               <w:rPr>
-                <w:rFonts w:ascii="Arial" w:eastAsia="Arial" w:hAnsi="Arial" w:cs="Arial"/>
+                <w:rFonts w:ascii="Arial" w:hAnsi="Arial" w:cs="Arial" w:eastAsia="Arial"/>
                 <w:b/>
                 <w:sz w:val="21"/>
                 <w:szCs w:val="21"/>
@@ -107,7 +107,7 @@
             <w:proofErr w:type="gramEnd"/>
             <w:r>
               <w:rPr>
-                <w:rFonts w:ascii="Arial" w:eastAsia="Arial" w:hAnsi="Arial" w:cs="Arial"/>
+                <w:rFonts w:ascii="Arial" w:hAnsi="Arial" w:cs="Arial" w:eastAsia="Arial"/>
                 <w:b/>
                 <w:sz w:val="21"/>
                 <w:szCs w:val="21"/>
@@ -119,7 +119,7 @@
             <w:pPr>
               <w:ind w:left="3"/>
               <w:rPr>
-                <w:rFonts w:ascii="Arial" w:hAnsi="Arial" w:cs="Arial"/>
+                <w:rFonts w:ascii="Arial" w:hAnsi="Arial" w:cs="Arial" w:eastAsia="Arial"/>
                 <w:sz w:val="21"/>
                 <w:szCs w:val="21"/>
               </w:rPr>
@@ -127,7 +127,7 @@
             <w:proofErr w:type="spellStart"/>
             <w:r>
               <w:rPr>
-                <w:rFonts w:ascii="Arial" w:eastAsia="Arial" w:hAnsi="Arial" w:cs="Arial"/>
+                <w:rFonts w:ascii="Arial" w:hAnsi="Arial" w:cs="Arial" w:eastAsia="Arial"/>
                 <w:b/>
                 <w:sz w:val="21"/>
                 <w:szCs w:val="21"/>
@@ -137,7 +137,7 @@
             <w:proofErr w:type="spellEnd"/>
             <w:r>
               <w:rPr>
-                <w:rFonts w:ascii="Arial" w:eastAsia="Arial" w:hAnsi="Arial" w:cs="Arial"/>
+                <w:rFonts w:ascii="Arial" w:hAnsi="Arial" w:cs="Arial" w:eastAsia="Arial"/>
                 <w:b/>
                 <w:sz w:val="21"/>
                 <w:szCs w:val="21"/>
@@ -159,7 +159,7 @@
           <w:p>
             <w:pPr>
               <w:rPr>
-                <w:rFonts w:ascii="Arial" w:hAnsi="Arial" w:cs="Arial"/>
+                <w:rFonts w:ascii="Arial" w:hAnsi="Arial" w:cs="Arial" w:eastAsia="Arial"/>
                 <w:sz w:val="21"/>
                 <w:szCs w:val="21"/>
               </w:rPr>
@@ -167,7 +167,7 @@
             <w:proofErr w:type="spellStart"/>
             <w:r>
               <w:rPr>
-                <w:rFonts w:ascii="Arial" w:eastAsia="Arial" w:hAnsi="Arial" w:cs="Arial"/>
+                <w:rFonts w:ascii="Arial" w:hAnsi="Arial" w:cs="Arial" w:eastAsia="Arial"/>
                 <w:sz w:val="21"/>
                 <w:szCs w:val="21"/>
               </w:rPr>
@@ -176,7 +176,7 @@
             <w:proofErr w:type="spellEnd"/>
             <w:r>
               <w:rPr>
-                <w:rFonts w:ascii="Arial" w:eastAsia="Arial" w:hAnsi="Arial" w:cs="Arial"/>
+                <w:rFonts w:ascii="Arial" w:hAnsi="Arial" w:cs="Arial" w:eastAsia="Arial"/>
                 <w:sz w:val="21"/>
                 <w:szCs w:val="21"/>
               </w:rPr>
@@ -184,7 +184,7 @@
             </w:r>
             <w:r>
               <w:rPr>
-                <w:rFonts w:ascii="Arial" w:eastAsia="Times New Roman" w:hAnsi="Arial" w:cs="Arial"/>
+                <w:rFonts w:ascii="Arial" w:hAnsi="Arial" w:cs="Arial" w:eastAsia="Arial"/>
                 <w:sz w:val="21"/>
                 <w:szCs w:val="21"/>
               </w:rPr>
@@ -211,14 +211,14 @@
             <w:pPr>
               <w:ind w:left="3"/>
               <w:rPr>
-                <w:rFonts w:ascii="Arial" w:hAnsi="Arial" w:cs="Arial"/>
-                <w:sz w:val="21"/>
-                <w:szCs w:val="21"/>
-              </w:rPr>
-            </w:pPr>
-            <w:r>
-              <w:rPr>
-                <w:rFonts w:ascii="Arial" w:eastAsia="Arial" w:hAnsi="Arial" w:cs="Arial"/>
+                <w:rFonts w:ascii="Arial" w:hAnsi="Arial" w:cs="Arial" w:eastAsia="Arial"/>
+                <w:sz w:val="21"/>
+                <w:szCs w:val="21"/>
+              </w:rPr>
+            </w:pPr>
+            <w:r>
+              <w:rPr>
+                <w:rFonts w:ascii="Arial" w:hAnsi="Arial" w:cs="Arial" w:eastAsia="Arial"/>
                 <w:b/>
                 <w:sz w:val="21"/>
                 <w:szCs w:val="21"/>
@@ -240,7 +240,7 @@
           <w:p>
             <w:pPr>
               <w:rPr>
-                <w:rFonts w:ascii="Arial" w:hAnsi="Arial" w:cs="Arial"/>
+                <w:rFonts w:ascii="Arial" w:hAnsi="Arial" w:cs="Arial" w:eastAsia="Arial"/>
                 <w:sz w:val="21"/>
                 <w:szCs w:val="21"/>
               </w:rPr>
@@ -248,7 +248,7 @@
             <w:proofErr w:type="spellStart"/>
             <w:r>
               <w:rPr>
-                <w:rFonts w:ascii="Arial" w:eastAsia="Arial" w:hAnsi="Arial" w:cs="Arial"/>
+                <w:rFonts w:ascii="Arial" w:hAnsi="Arial" w:cs="Arial" w:eastAsia="Arial"/>
                 <w:sz w:val="21"/>
                 <w:szCs w:val="21"/>
               </w:rPr>
@@ -257,7 +257,7 @@
             <w:proofErr w:type="spellEnd"/>
             <w:r>
               <w:rPr>
-                <w:rFonts w:ascii="Arial" w:eastAsia="Arial" w:hAnsi="Arial" w:cs="Arial"/>
+                <w:rFonts w:ascii="Arial" w:hAnsi="Arial" w:cs="Arial" w:eastAsia="Arial"/>
                 <w:sz w:val="21"/>
                 <w:szCs w:val="21"/>
               </w:rPr>
@@ -284,14 +284,14 @@
             <w:pPr>
               <w:ind w:left="3"/>
               <w:rPr>
-                <w:rFonts w:ascii="Arial" w:hAnsi="Arial" w:cs="Arial"/>
-                <w:sz w:val="21"/>
-                <w:szCs w:val="21"/>
-              </w:rPr>
-            </w:pPr>
-            <w:r>
-              <w:rPr>
-                <w:rFonts w:ascii="Arial" w:eastAsia="Arial" w:hAnsi="Arial" w:cs="Arial"/>
+                <w:rFonts w:ascii="Arial" w:hAnsi="Arial" w:cs="Arial" w:eastAsia="Arial"/>
+                <w:sz w:val="21"/>
+                <w:szCs w:val="21"/>
+              </w:rPr>
+            </w:pPr>
+            <w:r>
+              <w:rPr>
+                <w:rFonts w:ascii="Arial" w:hAnsi="Arial" w:cs="Arial" w:eastAsia="Arial"/>
                 <w:b/>
                 <w:sz w:val="21"/>
                 <w:szCs w:val="21"/>
@@ -313,7 +313,7 @@
           <w:p>
             <w:pPr>
               <w:rPr>
-                <w:rFonts w:ascii="Arial" w:hAnsi="Arial" w:cs="Arial"/>
+                <w:rFonts w:ascii="Arial" w:hAnsi="Arial" w:cs="Arial" w:eastAsia="Arial"/>
                 <w:sz w:val="21"/>
                 <w:szCs w:val="21"/>
               </w:rPr>
@@ -321,7 +321,7 @@
             <w:proofErr w:type="spellStart"/>
             <w:r>
               <w:rPr>
-                <w:rFonts w:ascii="Arial" w:eastAsia="Arial" w:hAnsi="Arial" w:cs="Arial"/>
+                <w:rFonts w:ascii="Arial" w:hAnsi="Arial" w:cs="Arial" w:eastAsia="Arial"/>
                 <w:sz w:val="21"/>
                 <w:szCs w:val="21"/>
               </w:rPr>
@@ -330,7 +330,7 @@
             <w:proofErr w:type="spellEnd"/>
             <w:r>
               <w:rPr>
-                <w:rFonts w:ascii="Arial" w:eastAsia="Arial" w:hAnsi="Arial" w:cs="Arial"/>
+                <w:rFonts w:ascii="Arial" w:hAnsi="Arial" w:cs="Arial" w:eastAsia="Arial"/>
                 <w:sz w:val="21"/>
                 <w:szCs w:val="21"/>
               </w:rPr>
@@ -357,14 +357,14 @@
             <w:pPr>
               <w:ind w:left="3"/>
               <w:rPr>
-                <w:rFonts w:ascii="Arial" w:hAnsi="Arial" w:cs="Arial"/>
-                <w:sz w:val="21"/>
-                <w:szCs w:val="21"/>
-              </w:rPr>
-            </w:pPr>
-            <w:r>
-              <w:rPr>
-                <w:rFonts w:ascii="Arial" w:eastAsia="Arial" w:hAnsi="Arial" w:cs="Arial"/>
+                <w:rFonts w:ascii="Arial" w:hAnsi="Arial" w:cs="Arial" w:eastAsia="Arial"/>
+                <w:sz w:val="21"/>
+                <w:szCs w:val="21"/>
+              </w:rPr>
+            </w:pPr>
+            <w:r>
+              <w:rPr>
+                <w:rFonts w:ascii="Arial" w:hAnsi="Arial" w:cs="Arial" w:eastAsia="Arial"/>
                 <w:b/>
                 <w:sz w:val="21"/>
                 <w:szCs w:val="21"/>
@@ -386,7 +386,7 @@
           <w:p>
             <w:pPr>
               <w:rPr>
-                <w:rFonts w:ascii="Arial" w:hAnsi="Arial" w:cs="Arial"/>
+                <w:rFonts w:ascii="Arial" w:hAnsi="Arial" w:cs="Arial" w:eastAsia="Arial"/>
                 <w:sz w:val="21"/>
                 <w:szCs w:val="21"/>
               </w:rPr>
@@ -394,7 +394,7 @@
             <w:proofErr w:type="spellStart"/>
             <w:r>
               <w:rPr>
-                <w:rFonts w:ascii="Arial" w:eastAsia="Arial" w:hAnsi="Arial" w:cs="Arial"/>
+                <w:rFonts w:ascii="Arial" w:hAnsi="Arial" w:cs="Arial" w:eastAsia="Arial"/>
                 <w:sz w:val="21"/>
                 <w:szCs w:val="21"/>
               </w:rPr>
@@ -403,7 +403,7 @@
             <w:proofErr w:type="spellEnd"/>
             <w:r>
               <w:rPr>
-                <w:rFonts w:ascii="Arial" w:eastAsia="Arial" w:hAnsi="Arial" w:cs="Arial"/>
+                <w:rFonts w:ascii="Arial" w:hAnsi="Arial" w:cs="Arial" w:eastAsia="Arial"/>
                 <w:sz w:val="21"/>
                 <w:szCs w:val="21"/>
               </w:rPr>
@@ -431,14 +431,14 @@
             <w:pPr>
               <w:ind w:left="3"/>
               <w:rPr>
-                <w:rFonts w:ascii="Arial" w:hAnsi="Arial" w:cs="Arial"/>
-                <w:sz w:val="21"/>
-                <w:szCs w:val="21"/>
-              </w:rPr>
-            </w:pPr>
-            <w:r>
-              <w:rPr>
-                <w:rFonts w:ascii="Arial" w:eastAsia="Arial" w:hAnsi="Arial" w:cs="Arial"/>
+                <w:rFonts w:ascii="Arial" w:hAnsi="Arial" w:cs="Arial" w:eastAsia="Arial"/>
+                <w:sz w:val="21"/>
+                <w:szCs w:val="21"/>
+              </w:rPr>
+            </w:pPr>
+            <w:r>
+              <w:rPr>
+                <w:rFonts w:ascii="Arial" w:hAnsi="Arial" w:cs="Arial" w:eastAsia="Arial"/>
                 <w:b/>
                 <w:sz w:val="21"/>
                 <w:szCs w:val="21"/>
@@ -460,7 +460,7 @@
           <w:p>
             <w:pPr>
               <w:rPr>
-                <w:rFonts w:ascii="Arial" w:hAnsi="Arial" w:cs="Arial"/>
+                <w:rFonts w:ascii="Arial" w:hAnsi="Arial" w:cs="Arial" w:eastAsia="Arial"/>
                 <w:sz w:val="21"/>
                 <w:szCs w:val="21"/>
               </w:rPr>
@@ -468,7 +468,7 @@
             <w:proofErr w:type="spellStart"/>
             <w:r>
               <w:rPr>
-                <w:rFonts w:ascii="Arial" w:eastAsia="Arial" w:hAnsi="Arial" w:cs="Arial"/>
+                <w:rFonts w:ascii="Arial" w:hAnsi="Arial" w:cs="Arial" w:eastAsia="Arial"/>
                 <w:sz w:val="21"/>
                 <w:szCs w:val="21"/>
               </w:rPr>
@@ -477,7 +477,7 @@
             <w:proofErr w:type="spellEnd"/>
             <w:r>
               <w:rPr>
-                <w:rFonts w:ascii="Arial" w:eastAsia="Arial" w:hAnsi="Arial" w:cs="Arial"/>
+                <w:rFonts w:ascii="Arial" w:hAnsi="Arial" w:cs="Arial" w:eastAsia="Arial"/>
                 <w:sz w:val="21"/>
                 <w:szCs w:val="21"/>
               </w:rPr>
@@ -504,14 +504,14 @@
             <w:pPr>
               <w:ind w:left="3"/>
               <w:rPr>
-                <w:rFonts w:ascii="Arial" w:hAnsi="Arial" w:cs="Arial"/>
-                <w:sz w:val="21"/>
-                <w:szCs w:val="21"/>
-              </w:rPr>
-            </w:pPr>
-            <w:r>
-              <w:rPr>
-                <w:rFonts w:ascii="Arial" w:eastAsia="Arial" w:hAnsi="Arial" w:cs="Arial"/>
+                <w:rFonts w:ascii="Arial" w:hAnsi="Arial" w:cs="Arial" w:eastAsia="Arial"/>
+                <w:sz w:val="21"/>
+                <w:szCs w:val="21"/>
+              </w:rPr>
+            </w:pPr>
+            <w:r>
+              <w:rPr>
+                <w:rFonts w:ascii="Arial" w:hAnsi="Arial" w:cs="Arial" w:eastAsia="Arial"/>
                 <w:b/>
                 <w:sz w:val="21"/>
                 <w:szCs w:val="21"/>
@@ -533,7 +533,7 @@
           <w:p>
             <w:pPr>
               <w:rPr>
-                <w:rFonts w:ascii="Arial" w:hAnsi="Arial" w:cs="Arial"/>
+                <w:rFonts w:ascii="Arial" w:hAnsi="Arial" w:cs="Arial" w:eastAsia="Arial"/>
                 <w:sz w:val="21"/>
                 <w:szCs w:val="21"/>
               </w:rPr>
@@ -541,7 +541,7 @@
             <w:proofErr w:type="spellStart"/>
             <w:r>
               <w:rPr>
-                <w:rFonts w:ascii="Arial" w:eastAsia="Arial" w:hAnsi="Arial" w:cs="Arial"/>
+                <w:rFonts w:ascii="Arial" w:hAnsi="Arial" w:cs="Arial" w:eastAsia="Arial"/>
                 <w:sz w:val="21"/>
                 <w:szCs w:val="21"/>
               </w:rPr>
@@ -550,7 +550,7 @@
             <w:proofErr w:type="spellEnd"/>
             <w:r>
               <w:rPr>
-                <w:rFonts w:ascii="Arial" w:eastAsia="Arial" w:hAnsi="Arial" w:cs="Arial"/>
+                <w:rFonts w:ascii="Arial" w:hAnsi="Arial" w:cs="Arial" w:eastAsia="Arial"/>
                 <w:sz w:val="21"/>
                 <w:szCs w:val="21"/>
               </w:rPr>
@@ -559,7 +559,7 @@
             <w:proofErr w:type="gramStart"/>
             <w:r>
               <w:rPr>
-                <w:rFonts w:ascii="Arial" w:eastAsia="Arial" w:hAnsi="Arial" w:cs="Arial"/>
+                <w:rFonts w:ascii="Arial" w:hAnsi="Arial" w:cs="Arial" w:eastAsia="Arial"/>
                 <w:sz w:val="21"/>
                 <w:szCs w:val="21"/>
               </w:rPr>
@@ -568,7 +568,7 @@
             <w:proofErr w:type="gramEnd"/>
             <w:r>
               <w:rPr>
-                <w:rFonts w:ascii="Arial" w:eastAsia="Arial" w:hAnsi="Arial" w:cs="Arial"/>
+                <w:rFonts w:ascii="Arial" w:hAnsi="Arial" w:cs="Arial" w:eastAsia="Arial"/>
                 <w:sz w:val="21"/>
                 <w:szCs w:val="21"/>
               </w:rPr>
@@ -595,14 +595,14 @@
             <w:pPr>
               <w:ind w:left="3"/>
               <w:rPr>
-                <w:rFonts w:ascii="Arial" w:hAnsi="Arial" w:cs="Arial"/>
-                <w:sz w:val="21"/>
-                <w:szCs w:val="21"/>
-              </w:rPr>
-            </w:pPr>
-            <w:r>
-              <w:rPr>
-                <w:rFonts w:ascii="Arial" w:eastAsia="Arial" w:hAnsi="Arial" w:cs="Arial"/>
+                <w:rFonts w:ascii="Arial" w:hAnsi="Arial" w:cs="Arial" w:eastAsia="Arial"/>
+                <w:sz w:val="21"/>
+                <w:szCs w:val="21"/>
+              </w:rPr>
+            </w:pPr>
+            <w:r>
+              <w:rPr>
+                <w:rFonts w:ascii="Arial" w:hAnsi="Arial" w:cs="Arial" w:eastAsia="Arial"/>
                 <w:b/>
                 <w:sz w:val="21"/>
                 <w:szCs w:val="21"/>
@@ -624,14 +624,14 @@
           <w:p>
             <w:pPr>
               <w:rPr>
-                <w:rFonts w:ascii="Arial" w:hAnsi="Arial" w:cs="Arial"/>
-                <w:sz w:val="21"/>
-                <w:szCs w:val="21"/>
-              </w:rPr>
-            </w:pPr>
-            <w:r>
-              <w:rPr>
-                <w:rFonts w:ascii="Arial" w:eastAsia="Arial" w:hAnsi="Arial" w:cs="Arial"/>
+                <w:rFonts w:ascii="Arial" w:hAnsi="Arial" w:cs="Arial" w:eastAsia="Arial"/>
+                <w:sz w:val="21"/>
+                <w:szCs w:val="21"/>
+              </w:rPr>
+            </w:pPr>
+            <w:r>
+              <w:rPr>
+                <w:rFonts w:ascii="Arial" w:hAnsi="Arial" w:cs="Arial" w:eastAsia="Arial"/>
                 <w:sz w:val="21"/>
                 <w:szCs w:val="21"/>
               </w:rPr>
@@ -658,14 +658,14 @@
             <w:pPr>
               <w:ind w:left="3"/>
               <w:rPr>
-                <w:rFonts w:ascii="Arial" w:hAnsi="Arial" w:cs="Arial"/>
-                <w:sz w:val="21"/>
-                <w:szCs w:val="21"/>
-              </w:rPr>
-            </w:pPr>
-            <w:r>
-              <w:rPr>
-                <w:rFonts w:ascii="Arial" w:eastAsia="Arial" w:hAnsi="Arial" w:cs="Arial"/>
+                <w:rFonts w:ascii="Arial" w:hAnsi="Arial" w:cs="Arial" w:eastAsia="Arial"/>
+                <w:sz w:val="21"/>
+                <w:szCs w:val="21"/>
+              </w:rPr>
+            </w:pPr>
+            <w:r>
+              <w:rPr>
+                <w:rFonts w:ascii="Arial" w:hAnsi="Arial" w:cs="Arial" w:eastAsia="Arial"/>
                 <w:b/>
                 <w:sz w:val="21"/>
                 <w:szCs w:val="21"/>
@@ -687,14 +687,14 @@
           <w:p>
             <w:pPr>
               <w:rPr>
-                <w:rFonts w:ascii="Arial" w:hAnsi="Arial" w:cs="Arial"/>
-                <w:sz w:val="21"/>
-                <w:szCs w:val="21"/>
-              </w:rPr>
-            </w:pPr>
-            <w:r>
-              <w:rPr>
-                <w:rFonts w:ascii="Arial" w:eastAsia="Arial" w:hAnsi="Arial" w:cs="Arial"/>
+                <w:rFonts w:ascii="Arial" w:hAnsi="Arial" w:cs="Arial" w:eastAsia="Arial"/>
+                <w:sz w:val="21"/>
+                <w:szCs w:val="21"/>
+              </w:rPr>
+            </w:pPr>
+            <w:r>
+              <w:rPr>
+                <w:rFonts w:ascii="Arial" w:hAnsi="Arial" w:cs="Arial" w:eastAsia="Arial"/>
                 <w:sz w:val="21"/>
                 <w:szCs w:val="21"/>
               </w:rPr>
@@ -721,14 +721,14 @@
             <w:pPr>
               <w:ind w:left="3"/>
               <w:rPr>
-                <w:rFonts w:ascii="Arial" w:hAnsi="Arial" w:cs="Arial"/>
-                <w:sz w:val="21"/>
-                <w:szCs w:val="21"/>
-              </w:rPr>
-            </w:pPr>
-            <w:r>
-              <w:rPr>
-                <w:rFonts w:ascii="Arial" w:eastAsia="Arial" w:hAnsi="Arial" w:cs="Arial"/>
+                <w:rFonts w:ascii="Arial" w:hAnsi="Arial" w:cs="Arial" w:eastAsia="Arial"/>
+                <w:sz w:val="21"/>
+                <w:szCs w:val="21"/>
+              </w:rPr>
+            </w:pPr>
+            <w:r>
+              <w:rPr>
+                <w:rFonts w:ascii="Arial" w:hAnsi="Arial" w:cs="Arial" w:eastAsia="Arial"/>
                 <w:b/>
                 <w:sz w:val="21"/>
                 <w:szCs w:val="21"/>
@@ -750,14 +750,14 @@
           <w:p>
             <w:pPr>
               <w:rPr>
-                <w:rFonts w:ascii="Arial" w:hAnsi="Arial" w:cs="Arial"/>
-                <w:sz w:val="21"/>
-                <w:szCs w:val="21"/>
-              </w:rPr>
-            </w:pPr>
-            <w:r>
-              <w:rPr>
-                <w:rFonts w:ascii="Arial" w:eastAsia="Arial" w:hAnsi="Arial" w:cs="Arial"/>
+                <w:rFonts w:ascii="Arial" w:hAnsi="Arial" w:cs="Arial" w:eastAsia="Arial"/>
+                <w:sz w:val="21"/>
+                <w:szCs w:val="21"/>
+              </w:rPr>
+            </w:pPr>
+            <w:r>
+              <w:rPr>
+                <w:rFonts w:ascii="Arial" w:hAnsi="Arial" w:cs="Arial" w:eastAsia="Arial"/>
                 <w:sz w:val="21"/>
                 <w:szCs w:val="21"/>
               </w:rPr>
@@ -784,14 +784,14 @@
             <w:pPr>
               <w:ind w:left="3"/>
               <w:rPr>
-                <w:rFonts w:ascii="Arial" w:hAnsi="Arial" w:cs="Arial"/>
-                <w:sz w:val="21"/>
-                <w:szCs w:val="21"/>
-              </w:rPr>
-            </w:pPr>
-            <w:r>
-              <w:rPr>
-                <w:rFonts w:ascii="Arial" w:eastAsia="Arial" w:hAnsi="Arial" w:cs="Arial"/>
+                <w:rFonts w:ascii="Arial" w:hAnsi="Arial" w:cs="Arial" w:eastAsia="Arial"/>
+                <w:sz w:val="21"/>
+                <w:szCs w:val="21"/>
+              </w:rPr>
+            </w:pPr>
+            <w:r>
+              <w:rPr>
+                <w:rFonts w:ascii="Arial" w:hAnsi="Arial" w:cs="Arial" w:eastAsia="Arial"/>
                 <w:b/>
                 <w:sz w:val="21"/>
                 <w:szCs w:val="21"/>
@@ -813,14 +813,14 @@
           <w:p>
             <w:pPr>
               <w:rPr>
-                <w:rFonts w:ascii="Arial" w:hAnsi="Arial" w:cs="Arial"/>
-                <w:sz w:val="21"/>
-                <w:szCs w:val="21"/>
-              </w:rPr>
-            </w:pPr>
-            <w:r>
-              <w:rPr>
-                <w:rFonts w:ascii="Arial" w:eastAsia="Arial" w:hAnsi="Arial" w:cs="Arial"/>
+                <w:rFonts w:ascii="Arial" w:hAnsi="Arial" w:cs="Arial" w:eastAsia="Arial"/>
+                <w:sz w:val="21"/>
+                <w:szCs w:val="21"/>
+              </w:rPr>
+            </w:pPr>
+            <w:r>
+              <w:rPr>
+                <w:rFonts w:ascii="Arial" w:hAnsi="Arial" w:cs="Arial" w:eastAsia="Arial"/>
                 <w:sz w:val="21"/>
                 <w:szCs w:val="21"/>
               </w:rPr>
@@ -847,14 +847,14 @@
             <w:pPr>
               <w:ind w:left="3"/>
               <w:rPr>
-                <w:rFonts w:ascii="Arial" w:hAnsi="Arial" w:cs="Arial"/>
-                <w:sz w:val="21"/>
-                <w:szCs w:val="21"/>
-              </w:rPr>
-            </w:pPr>
-            <w:r>
-              <w:rPr>
-                <w:rFonts w:ascii="Arial" w:eastAsia="Arial" w:hAnsi="Arial" w:cs="Arial"/>
+                <w:rFonts w:ascii="Arial" w:hAnsi="Arial" w:cs="Arial" w:eastAsia="Arial"/>
+                <w:sz w:val="21"/>
+                <w:szCs w:val="21"/>
+              </w:rPr>
+            </w:pPr>
+            <w:r>
+              <w:rPr>
+                <w:rFonts w:ascii="Arial" w:hAnsi="Arial" w:cs="Arial" w:eastAsia="Arial"/>
                 <w:b/>
                 <w:sz w:val="21"/>
                 <w:szCs w:val="21"/>
@@ -876,14 +876,14 @@
           <w:p>
             <w:pPr>
               <w:rPr>
-                <w:rFonts w:ascii="Arial" w:hAnsi="Arial" w:cs="Arial"/>
-                <w:sz w:val="21"/>
-                <w:szCs w:val="21"/>
-              </w:rPr>
-            </w:pPr>
-            <w:r>
-              <w:rPr>
-                <w:rFonts w:ascii="Arial" w:eastAsia="Arial" w:hAnsi="Arial" w:cs="Arial"/>
+                <w:rFonts w:ascii="Arial" w:hAnsi="Arial" w:cs="Arial" w:eastAsia="Arial"/>
+                <w:sz w:val="21"/>
+                <w:szCs w:val="21"/>
+              </w:rPr>
+            </w:pPr>
+            <w:r>
+              <w:rPr>
+                <w:rFonts w:ascii="Arial" w:hAnsi="Arial" w:cs="Arial" w:eastAsia="Arial"/>
                 <w:sz w:val="21"/>
                 <w:szCs w:val="21"/>
               </w:rPr>
@@ -910,14 +910,14 @@
             <w:pPr>
               <w:ind w:left="3"/>
               <w:rPr>
-                <w:rFonts w:ascii="Arial" w:hAnsi="Arial" w:cs="Arial"/>
-                <w:sz w:val="21"/>
-                <w:szCs w:val="21"/>
-              </w:rPr>
-            </w:pPr>
-            <w:r>
-              <w:rPr>
-                <w:rFonts w:ascii="Arial" w:eastAsia="Arial" w:hAnsi="Arial" w:cs="Arial"/>
+                <w:rFonts w:ascii="Arial" w:hAnsi="Arial" w:cs="Arial" w:eastAsia="Arial"/>
+                <w:sz w:val="21"/>
+                <w:szCs w:val="21"/>
+              </w:rPr>
+            </w:pPr>
+            <w:r>
+              <w:rPr>
+                <w:rFonts w:ascii="Arial" w:hAnsi="Arial" w:cs="Arial" w:eastAsia="Arial"/>
                 <w:b/>
                 <w:sz w:val="21"/>
                 <w:szCs w:val="21"/>
@@ -939,14 +939,14 @@
           <w:p>
             <w:pPr>
               <w:rPr>
-                <w:rFonts w:ascii="Arial" w:hAnsi="Arial" w:cs="Arial"/>
-                <w:sz w:val="21"/>
-                <w:szCs w:val="21"/>
-              </w:rPr>
-            </w:pPr>
-            <w:r>
-              <w:rPr>
-                <w:rFonts w:ascii="Arial" w:eastAsia="Arial" w:hAnsi="Arial" w:cs="Arial"/>
+                <w:rFonts w:ascii="Arial" w:hAnsi="Arial" w:cs="Arial" w:eastAsia="Arial"/>
+                <w:sz w:val="21"/>
+                <w:szCs w:val="21"/>
+              </w:rPr>
+            </w:pPr>
+            <w:r>
+              <w:rPr>
+                <w:rFonts w:ascii="Arial" w:hAnsi="Arial" w:cs="Arial" w:eastAsia="Arial"/>
                 <w:sz w:val="21"/>
                 <w:szCs w:val="21"/>
               </w:rPr>
@@ -971,10 +971,10 @@
   <w:docDefaults>
     <w:rPrDefault>
       <w:rPr>
-        <w:rFonts w:asciiTheme="minorHAnsi" w:eastAsiaTheme="minorEastAsia" w:hAnsiTheme="minorHAnsi" w:cstheme="minorBidi"/>
+        <w:rFonts w:ascii="Arial" w:hAnsi="Arial" w:cs="Arial" w:eastAsia="Arial"/>
         <w:kern w:val="2"/>
-        <w:sz w:val="24"/>
-        <w:szCs w:val="24"/>
+        <w:sz w:val="21"/>
+        <w:szCs w:val="21"/>
         <w:lang w:val="en-IN" w:eastAsia="en-IN" w:bidi="ar-SA"/>
         <w14:ligatures w14:val="standardContextual"/>
       </w:rPr>
@@ -1370,9 +1370,9 @@
       <w:spacing w:line="259" w:lineRule="auto"/>
     </w:pPr>
     <w:rPr>
-      <w:rFonts w:ascii="Calibri" w:eastAsia="Calibri" w:hAnsi="Calibri" w:cs="Calibri"/>
+      <w:rFonts w:ascii="Arial" w:hAnsi="Arial" w:cs="Arial" w:eastAsia="Arial"/>
       <w:color w:val="000000"/>
-      <w:sz w:val="22"/>
+      <w:sz w:val="21"/>
     </w:rPr>
   </w:style>
   <w:style w:type="character" w:default="1" w:styleId="DefaultParagraphFont">
